--- a/docs/report/중간결과보고서_최종.docx
+++ b/docs/report/중간결과보고서_최종.docx
@@ -249,7 +249,7 @@
                 <w:b w:val="0"/>
                 <w:sz w:val="20"/>
               </w:rPr>
-              <w:t>[확인 필요: 팀명]</w:t>
+              <w:t>[제출 전 기재: 팀명]</w:t>
             </w:r>
           </w:p>
         </w:tc>
@@ -349,7 +349,7 @@
                 <w:b w:val="0"/>
                 <w:sz w:val="20"/>
               </w:rPr>
-              <w:t>[확인 필요: 소속]</w:t>
+              <w:t>[제출 전 기재: 소속]</w:t>
             </w:r>
           </w:p>
         </w:tc>
@@ -2616,6 +2616,16 @@
         </w:rPr>
         <w:lastRenderedPageBreak/>
         <w:t>1.6 구현제안서 대비 변경 사항</w:t>
+      </w:r>
+    </w:p>
+    <w:p>
+      <w:r>
+        <w:rPr>
+          <w:rFonts w:ascii="맑은 고딕" w:hAnsi="맑은 고딕" w:eastAsia="맑은 고딕"/>
+          <w:b w:val="0"/>
+          <w:sz w:val="20"/>
+        </w:rPr>
+        <w:t>예선 이후 실제 공공 서비스를 대상으로 실증하는 과정에서 확인된 사실에 근거해 다음을 변경했다. 참가 트랙(일반 트랙)과 기술 목적은 변경 없다.</w:t>
       </w:r>
     </w:p>
     <w:tbl>
@@ -5021,16 +5031,6 @@
       </w:tr>
     </w:tbl>
     <w:p>
-      <w:r>
-        <w:rPr>
-          <w:rFonts w:ascii="맑은 고딕" w:hAnsi="맑은 고딕" w:eastAsia="맑은 고딕"/>
-          <w:b w:val="0"/>
-          <w:sz w:val="20"/>
-        </w:rPr>
-        <w:t>[확인 필요: 진척도 확정]</w:t>
-      </w:r>
-    </w:p>
-    <w:p>
       <w:pPr>
         <w:rPr>
           <w:rFonts w:hint="eastAsia"/>
@@ -5880,7 +5880,7 @@
                 <w:b w:val="0"/>
                 <w:sz w:val="20"/>
               </w:rPr>
-              <w:t>[확인 필요: Azure 토큰 사용량]</w:t>
+              <w:t>[제출 전 기재: Azure 토큰 사용량]</w:t>
             </w:r>
           </w:p>
         </w:tc>
@@ -6410,17 +6410,17 @@
           <w:b w:val="0"/>
           <w:sz w:val="20"/>
         </w:rPr>
-        <w:t>■ 시연 가능 [확인 필요: 시연가능 체크 확정]</w:t>
-      </w:r>
-    </w:p>
-    <w:p>
-      <w:r>
-        <w:rPr>
-          <w:rFonts w:ascii="맑은 고딕" w:hAnsi="맑은 고딕" w:eastAsia="맑은 고딕"/>
-          <w:b w:val="0"/>
-          <w:sz w:val="20"/>
-        </w:rPr>
-        <w:t>전 구간이 로컬 실행으로 재현 가능하며, 촬영 대본 수준의 상세 시연 절차(리셋 → 기록 → 액션 → 실행)가 문서화되어 있다. 인터넷 연결(대상 공공 서비스·Azure OpenAI 접속)이 필요하다.</w:t>
+        <w:t>■ 시연 가능</w:t>
+      </w:r>
+    </w:p>
+    <w:p>
+      <w:r>
+        <w:rPr>
+          <w:rFonts w:ascii="맑은 고딕" w:hAnsi="맑은 고딕" w:eastAsia="맑은 고딕"/>
+          <w:b w:val="0"/>
+          <w:sz w:val="20"/>
+        </w:rPr>
+        <w:t>전 구간이 로컬 실행으로 재현 가능하며, 촬영 대본 수준의 상세 시연 절차(리셋 → 기록 → 액션 → 실행)가 문서화되어 있다. 유일한 조건은 인터넷 연결(대상 공공 서비스·Azure OpenAI 접속)이다.</w:t>
       </w:r>
     </w:p>
     <w:p>
@@ -6617,7 +6617,7 @@
           <w:b w:val="0"/>
           <w:sz w:val="20"/>
         </w:rPr>
-        <w:t>시연 영상(3분 이내)은 위 시나리오를 따라 촬영한다 — 수집 방식 3종 소개(수집 엔진 화면) → 주 시나리오 전 구간(기록→액션→LLM 실행) → 보조 시나리오(포털 명세 수집) → 마무리. 프로토타입 범위(로그인·프로젝트 CRUD 생략)를 자막으로 명시한다. 유튜브 일부공개 링크로 제출 예정. [확인 필요: 영상 링크]</w:t>
+        <w:t>시연 영상(3분 이내)은 위 시나리오를 따라 촬영한다 — 수집 방식 3종 소개(수집 엔진 화면) → 주 시나리오 전 구간(기록→액션→LLM 실행) → 보조 시나리오(포털 명세 수집) → 마무리. 프로토타입 범위(로그인·프로젝트 CRUD 생략)를 자막으로 명시한다. 유튜브 일부공개 링크로 제출한다. [제출 전 기재: 유튜브 링크]</w:t>
       </w:r>
     </w:p>
     <w:tbl>
@@ -6835,23 +6835,39 @@
           <w:b w:val="0"/>
           <w:sz w:val="20"/>
         </w:rPr>
-        <w:t xml:space="preserve"> 규모로 추산되며(Grand View Research), 2025년 82.9억 달러에서 연평균 </w:t>
-      </w:r>
-      <w:r>
-        <w:rPr>
-          <w:rFonts w:ascii="맑은 고딕" w:hAnsi="맑은 고딕" w:eastAsia="맑은 고딕"/>
-          <w:b/>
-          <w:sz w:val="20"/>
-        </w:rPr>
-        <w:t>45% 이상</w:t>
-      </w:r>
-      <w:r>
-        <w:rPr>
-          <w:rFonts w:ascii="맑은 고딕" w:hAnsi="맑은 고딕" w:eastAsia="맑은 고딕"/>
-          <w:b w:val="0"/>
-          <w:sz w:val="20"/>
-        </w:rPr>
-        <w:t xml:space="preserve"> 성장해 2030년대 초 수백억 달러 규모에 이를 것으로 전망된다(Research and Markets, Precedence Research)</w:t>
+        <w:t xml:space="preserve"> 규모로 추산되며(Grand View Research), 연평균 </w:t>
+      </w:r>
+      <w:r>
+        <w:rPr>
+          <w:rFonts w:ascii="맑은 고딕" w:hAnsi="맑은 고딕" w:eastAsia="맑은 고딕"/>
+          <w:b/>
+          <w:sz w:val="20"/>
+        </w:rPr>
+        <w:t>45% 안팎</w:t>
+      </w:r>
+      <w:r>
+        <w:rPr>
+          <w:rFonts w:ascii="맑은 고딕" w:hAnsi="맑은 고딕" w:eastAsia="맑은 고딕"/>
+          <w:b w:val="0"/>
+          <w:sz w:val="20"/>
+        </w:rPr>
+        <w:t xml:space="preserve">의 성장으로 2035년 약 </w:t>
+      </w:r>
+      <w:r>
+        <w:rPr>
+          <w:rFonts w:ascii="맑은 고딕" w:hAnsi="맑은 고딕" w:eastAsia="맑은 고딕"/>
+          <w:b/>
+          <w:sz w:val="20"/>
+        </w:rPr>
+        <w:t>2,950억 달러</w:t>
+      </w:r>
+      <w:r>
+        <w:rPr>
+          <w:rFonts w:ascii="맑은 고딕" w:hAnsi="맑은 고딕" w:eastAsia="맑은 고딕"/>
+          <w:b w:val="0"/>
+          <w:sz w:val="20"/>
+        </w:rPr>
+        <w:t>에 이를 것으로 전망된다(Research and Markets, Precedence Research)</w:t>
       </w:r>
     </w:p>
     <w:p>

--- a/docs/report/중간결과보고서_최종.docx
+++ b/docs/report/중간결과보고서_최종.docx
@@ -2563,7 +2563,7 @@
           <w:b w:val="0"/>
           <w:sz w:val="20"/>
         </w:rPr>
-        <w:t xml:space="preserve">이다 — 화면이 부른 호출의 관측(트래픽 기반), 포털 공개 명세의 파싱(포털 기반), 활용가이드 문서 변환(문서 기반, 개발 중). 어느 경로로 모았든 이후 액션 생성·실행은 같은 파이프라인을 쓴다. 둘째, </w:t>
+        <w:t xml:space="preserve">이다 — 화면이 부른 호출의 관측(트래픽 기반), 포털 공개 명세의 파싱(포털 기반), 활용가이드 문서 변환(문서 기반). 어느 경로로 모았든 이후 액션 생성·실행은 같은 파이프라인을 쓴다. 둘째, </w:t>
       </w:r>
       <w:r>
         <w:rPr>
@@ -2817,7 +2817,7 @@
                 <w:b w:val="0"/>
                 <w:sz w:val="20"/>
               </w:rPr>
-              <w:t>트래픽 / 포털 공개 명세 / 문서(개발 중) 3경로</w:t>
+              <w:t>트래픽 / 포털 공개 명세 / 문서 3경로 (전부 동작)</w:t>
             </w:r>
           </w:p>
         </w:tc>
@@ -3853,7 +3853,7 @@
           <w:b w:val="0"/>
           <w:sz w:val="20"/>
         </w:rPr>
-        <w:t xml:space="preserve"> — 수집 엔진·세션·액션·테스트를 5단계 흐름으로 관리하는 웹 화면</w:t>
+        <w:t xml:space="preserve"> — 프로젝트·수집·MCP·Playground 를 6단계 흐름으로 관리하는 웹 화면</w:t>
       </w:r>
     </w:p>
     <w:p>
@@ -4005,15 +4005,15 @@
           <w:b/>
           <w:sz w:val="20"/>
         </w:rPr>
-        <w:t>자동 테스트 155개 통과</w:t>
-      </w:r>
-      <w:r>
-        <w:rPr>
-          <w:rFonts w:ascii="맑은 고딕" w:hAnsi="맑은 고딕" w:eastAsia="맑은 고딕"/>
-          <w:b w:val="0"/>
-          <w:sz w:val="20"/>
-        </w:rPr>
-        <w:t>: 백엔드 133개 + 확장 22개, 타입체크 2종 (2026-07-30 실측)</w:t>
+        <w:t>자동 테스트 158개 통과</w:t>
+      </w:r>
+      <w:r>
+        <w:rPr>
+          <w:rFonts w:ascii="맑은 고딕" w:hAnsi="맑은 고딕" w:eastAsia="맑은 고딕"/>
+          <w:b w:val="0"/>
+          <w:sz w:val="20"/>
+        </w:rPr>
+        <w:t>: 백엔드 136개 + 확장 22개, 타입체크 2종 (2026-07-30 실측)</w:t>
       </w:r>
     </w:p>
     <w:p>
@@ -4180,15 +4180,15 @@
           <w:b/>
           <w:sz w:val="20"/>
         </w:rPr>
-        <w:t>문서 기반 수집</w:t>
-      </w:r>
-      <w:r>
-        <w:rPr>
-          <w:rFonts w:ascii="맑은 고딕" w:hAnsi="맑은 고딕" w:eastAsia="맑은 고딕"/>
-          <w:b w:val="0"/>
-          <w:sz w:val="20"/>
-        </w:rPr>
-        <w:t>: 활용가이드 PDF·HWP를 올려 명세를 구조화하는 셋째 경로 구현</w:t>
+        <w:t>문서 기반 수집 확장</w:t>
+      </w:r>
+      <w:r>
+        <w:rPr>
+          <w:rFonts w:ascii="맑은 고딕" w:hAnsi="맑은 고딕" w:eastAsia="맑은 고딕"/>
+          <w:b w:val="0"/>
+          <w:sz w:val="20"/>
+        </w:rPr>
+        <w:t>: 셋째 경로는 구현·동작한다(PDF·텍스트). 스캔 이미지 문서(HWP 포함)의 광학 문자 인식을 남긴다</w:t>
       </w:r>
     </w:p>
     <w:p>
@@ -4415,7 +4415,7 @@
           <w:b w:val="0"/>
           <w:sz w:val="20"/>
         </w:rPr>
-        <w:t>수집 엔진(3방식 현황) → 프로젝트 → 세션 → 액션 → 테스트 콘솔의 계층 화면. 어느 단계에 있는지 5단계 스테퍼로 표시하며, 동작하는 것과 준비 중인 것을 화면에서 구분해 보여준다.</w:t>
+        <w:t>프로젝트 → API 수집하기 → 수집현황 → 수집 진행현황 → MCP 조회하기 → Playground 의 계층 화면. 어느 단계에 있는지 6단계 사이드바로 표시하며, 동작하는 것과 준비 중인 것을 화면에서 구분해 보여준다.</w:t>
       </w:r>
     </w:p>
     <w:p>
@@ -4523,6 +4523,40 @@
           <w:b/>
           <w:sz w:val="20"/>
         </w:rPr>
+        <w:t>②-1 문서 기반 수집(셋째 경로)</w:t>
+      </w:r>
+      <w:r>
+        <w:rPr>
+          <w:rFonts w:ascii="맑은 고딕" w:hAnsi="맑은 고딕" w:eastAsia="맑은 고딕"/>
+          <w:b w:val="0"/>
+          <w:sz w:val="20"/>
+        </w:rPr>
+        <w:t xml:space="preserve"> — 동작. 구현제안서 이후 추가한 경로다. 2026-07-30 실측: 활용가이드 PDF를 올리면 API 2개, 사내 API 명세서에서는 3개를 각각 10초 안에 추출했다. 엔드포인트가 없는 문서(보도자료)와 글자 층이 없는 스캔본에서는 </w:t>
+      </w:r>
+      <w:r>
+        <w:rPr>
+          <w:rFonts w:ascii="맑은 고딕" w:hAnsi="맑은 고딕" w:eastAsia="맑은 고딕"/>
+          <w:b/>
+          <w:sz w:val="20"/>
+        </w:rPr>
+        <w:t>도구를 만들지 않고 그 이유를 화면에 밝힌다</w:t>
+      </w:r>
+      <w:r>
+        <w:rPr>
+          <w:rFonts w:ascii="맑은 고딕" w:hAnsi="맑은 고딕" w:eastAsia="맑은 고딕"/>
+          <w:b w:val="0"/>
+          <w:sz w:val="20"/>
+        </w:rPr>
+        <w:t xml:space="preserve"> — 없는 API를 지어내지 않는 쪽이 더 중요하다. 스캔 이미지의 광학 문자 인식이 남았다.</w:t>
+      </w:r>
+    </w:p>
+    <w:p>
+      <w:r>
+        <w:rPr>
+          <w:rFonts w:ascii="맑은 고딕" w:hAnsi="맑은 고딕" w:eastAsia="맑은 고딕"/>
+          <w:b/>
+          <w:sz w:val="20"/>
+        </w:rPr>
         <w:t>③ 스키마 추론·액션 변환</w:t>
       </w:r>
       <w:r>
@@ -4655,7 +4689,7 @@
           <w:b w:val="0"/>
           <w:sz w:val="20"/>
         </w:rPr>
-        <w:t xml:space="preserve"> — 동작. 수집 엔진·세션 상세·액션 편집·테스트 콘솔이 5단계 스테퍼로 연결되며, admin 타입체크(`tsc -b`) 통과.</w:t>
+        <w:t xml:space="preserve"> — 동작. 수집현황·세션 상세·MCP 편집·Playground 가 6단계 사이드바로 연결되며, admin 타입체크(`tsc -b`) 통과.</w:t>
       </w:r>
     </w:p>
     <w:p>
@@ -5008,7 +5042,7 @@
                 <w:b/>
                 <w:sz w:val="20"/>
               </w:rPr>
-              <w:t>75%</w:t>
+              <w:t>80%</w:t>
             </w:r>
           </w:p>
         </w:tc>
@@ -5024,7 +5058,7 @@
                 <w:b w:val="0"/>
                 <w:sz w:val="20"/>
               </w:rPr>
-              <w:t>1차 목표(전 구간 실증) 달성. MCP 엔드포인트·문서 수집·HITL이 2차 범위</w:t>
+              <w:t>1차 목표(전 구간 실증) 달성에 더해 문서 기반 수집까지 동작. MCP 엔드포인트·HITL이 2차 범위</w:t>
             </w:r>
           </w:p>
         </w:tc>
@@ -5142,7 +5176,7 @@
                 <w:b/>
                 <w:sz w:val="20"/>
               </w:rPr>
-              <w:t>155개 전부 통과</w:t>
+              <w:t>158개 전부 통과</w:t>
             </w:r>
             <w:r>
               <w:rPr>
@@ -5150,7 +5184,7 @@
                 <w:b w:val="0"/>
                 <w:sz w:val="20"/>
               </w:rPr>
-              <w:t xml:space="preserve"> (백엔드 pytest 133 · 확장 vitest 22) + 타입체크 2종</w:t>
+              <w:t xml:space="preserve"> (백엔드 pytest 136 · 확장 vitest 22) + 타입체크 2종</w:t>
             </w:r>
           </w:p>
         </w:tc>
@@ -5479,7 +5513,7 @@
           <w:b w:val="0"/>
           <w:sz w:val="20"/>
         </w:rPr>
-        <w:t xml:space="preserve">  · 자동 테스트 155개·타입체크 2종의 검증 체계 구축</w:t>
+        <w:t xml:space="preserve">  · 자동 테스트 158개·타입체크 2종의 검증 체계 구축</w:t>
       </w:r>
     </w:p>
     <w:p>
@@ -6518,17 +6552,17 @@
           <w:b w:val="0"/>
           <w:sz w:val="20"/>
         </w:rPr>
-        <w:t>4. [처리] 상위 후보로 액션 생성 — 파라미터 6개가 타입·예시값과 함께 자동 완성</w:t>
-      </w:r>
-    </w:p>
-    <w:p>
-      <w:r>
-        <w:rPr>
-          <w:rFonts w:ascii="맑은 고딕" w:hAnsi="맑은 고딕" w:eastAsia="맑은 고딕"/>
-          <w:b w:val="0"/>
-          <w:sz w:val="20"/>
-        </w:rPr>
-        <w:t>5. [입력] 테스트 콘솔에서 자연어 질의: "광화문 근처 아파트 단지 알려줘"</w:t>
+        <w:t>4. [처리] 상위 후보로 MCP 생성 — 파라미터 6개가 타입·예시값과 함께 자동 완성</w:t>
+      </w:r>
+    </w:p>
+    <w:p>
+      <w:r>
+        <w:rPr>
+          <w:rFonts w:ascii="맑은 고딕" w:hAnsi="맑은 고딕" w:eastAsia="맑은 고딕"/>
+          <w:b w:val="0"/>
+          <w:sz w:val="20"/>
+        </w:rPr>
+        <w:t>5. [입력] Playground에서 자연어 질의: "광화문 근처 아파트 단지 알려줘"</w:t>
       </w:r>
     </w:p>
     <w:p>
@@ -6588,7 +6622,7 @@
           <w:b w:val="0"/>
           <w:sz w:val="20"/>
         </w:rPr>
-        <w:t>3. [출력] 같은 액션 편집 화면으로 합류 — 인증키는 LLM에게 숨겨진 채 액션 생성</w:t>
+        <w:t>3. [출력] 같은 MCP 편집 화면으로 합류 — 인증키는 LLM에게 숨겨진 채 MCP 생성</w:t>
       </w:r>
     </w:p>
     <w:p>
@@ -6617,7 +6651,7 @@
           <w:b w:val="0"/>
           <w:sz w:val="20"/>
         </w:rPr>
-        <w:t>시연 영상(3분 이내)은 위 시나리오를 따라 촬영한다 — 수집 방식 3종 소개(수집 엔진 화면) → 주 시나리오 전 구간(기록→액션→LLM 실행) → 보조 시나리오(포털 명세 수집) → 마무리. 프로토타입 범위(로그인·프로젝트 CRUD 생략)를 자막으로 명시한다. 유튜브 일부공개 링크로 제출한다. [제출 전 기재: 유튜브 링크]</w:t>
+        <w:t>시연 영상(3분 이내)은 위 시나리오를 따라 촬영한다 — 수집 방식 3종 소개(수집 방식 안내 화면) → 주 시나리오 전 구간(기록→MCP 생성→LLM 실행) → 보조 시나리오(포털 명세 수집) → 마무리. 프로토타입 범위(로그인·프로젝트 CRUD 생략)를 자막으로 명시한다. 유튜브 일부공개 링크로 제출한다. [제출 전 기재: 유튜브 링크]</w:t>
       </w:r>
     </w:p>
     <w:tbl>
@@ -7158,7 +7192,7 @@
           <w:b w:val="0"/>
           <w:sz w:val="20"/>
         </w:rPr>
-        <w:t>: MCP 엔드포인트 표준화·문서 기반 수집·HITL 인증을 완성해 제품 골격 확보</w:t>
+        <w:t>: MCP 엔드포인트 표준화·HITL 인증을 완성해 제품 골격 확보</w:t>
       </w:r>
     </w:p>
     <w:p>
